--- a/Lecture-2-Why Microservices/Why Microservices.docx
+++ b/Lecture-2-Why Microservices/Why Microservices.docx
@@ -1,6 +1,6 @@
 
 <file path=word/document.xml><?xml version="1.0" encoding="utf-8"?>
-<w:document xmlns:wpc="http://schemas.microsoft.com/office/word/2010/wordprocessingCanvas" xmlns:mc="http://schemas.openxmlformats.org/markup-compatibility/2006" xmlns:o="urn:schemas-microsoft-com:office:office" xmlns:r="http://schemas.openxmlformats.org/officeDocument/2006/relationships" xmlns:m="http://schemas.openxmlformats.org/officeDocument/2006/math" xmlns:v="urn:schemas-microsoft-com:vml" xmlns:wp14="http://schemas.microsoft.com/office/word/2010/wordprocessingDrawing" xmlns:wp="http://schemas.openxmlformats.org/drawingml/2006/wordprocessingDrawing" xmlns:w10="urn:schemas-microsoft-com:office:word" xmlns:w="http://schemas.openxmlformats.org/wordprocessingml/2006/main" xmlns:w14="http://schemas.microsoft.com/office/word/2010/wordml" xmlns:w15="http://schemas.microsoft.com/office/word/2012/wordml" xmlns:wpg="http://schemas.microsoft.com/office/word/2010/wordprocessingGroup" xmlns:wpi="http://schemas.microsoft.com/office/word/2010/wordprocessingInk" xmlns:wne="http://schemas.microsoft.com/office/word/2006/wordml" xmlns:wps="http://schemas.microsoft.com/office/word/2010/wordprocessingShape" mc:Ignorable="w14 w15 wp14">
+<w:document xmlns:wpc="http://schemas.microsoft.com/office/word/2010/wordprocessingCanvas" xmlns:cx="http://schemas.microsoft.com/office/drawing/2014/chartex" xmlns:cx1="http://schemas.microsoft.com/office/drawing/2015/9/8/chartex" xmlns:cx2="http://schemas.microsoft.com/office/drawing/2015/10/21/chartex" xmlns:cx3="http://schemas.microsoft.com/office/drawing/2016/5/9/chartex" xmlns:cx4="http://schemas.microsoft.com/office/drawing/2016/5/10/chartex" xmlns:cx5="http://schemas.microsoft.com/office/drawing/2016/5/11/chartex" xmlns:cx6="http://schemas.microsoft.com/office/drawing/2016/5/12/chartex" xmlns:cx7="http://schemas.microsoft.com/office/drawing/2016/5/13/chartex" xmlns:cx8="http://schemas.microsoft.com/office/drawing/2016/5/14/chartex" xmlns:mc="http://schemas.openxmlformats.org/markup-compatibility/2006" xmlns:aink="http://schemas.microsoft.com/office/drawing/2016/ink" xmlns:am3d="http://schemas.microsoft.com/office/drawing/2017/model3d" xmlns:o="urn:schemas-microsoft-com:office:office" xmlns:oel="http://schemas.microsoft.com/office/2019/extlst" xmlns:r="http://schemas.openxmlformats.org/officeDocument/2006/relationships" xmlns:m="http://schemas.openxmlformats.org/officeDocument/2006/math" xmlns:v="urn:schemas-microsoft-com:vml" xmlns:wp14="http://schemas.microsoft.com/office/word/2010/wordprocessingDrawing" xmlns:wp="http://schemas.openxmlformats.org/drawingml/2006/wordprocessingDrawing" xmlns:w10="urn:schemas-microsoft-com:office:word" xmlns:w="http://schemas.openxmlformats.org/wordprocessingml/2006/main" xmlns:w14="http://schemas.microsoft.com/office/word/2010/wordml" xmlns:w15="http://schemas.microsoft.com/office/word/2012/wordml" xmlns:w16cex="http://schemas.microsoft.com/office/word/2018/wordml/cex" xmlns:w16cid="http://schemas.microsoft.com/office/word/2016/wordml/cid" xmlns:w16="http://schemas.microsoft.com/office/word/2018/wordml" xmlns:w16du="http://schemas.microsoft.com/office/word/2023/wordml/word16du" xmlns:w16sdtdh="http://schemas.microsoft.com/office/word/2020/wordml/sdtdatahash" xmlns:w16sdtfl="http://schemas.microsoft.com/office/word/2024/wordml/sdtformatlock" xmlns:w16se="http://schemas.microsoft.com/office/word/2015/wordml/symex" xmlns:wpg="http://schemas.microsoft.com/office/word/2010/wordprocessingGroup" xmlns:wpi="http://schemas.microsoft.com/office/word/2010/wordprocessingInk" xmlns:wne="http://schemas.microsoft.com/office/word/2006/wordml" xmlns:wps="http://schemas.microsoft.com/office/word/2010/wordprocessingShape" mc:Ignorable="w14 w15 w16se w16cid w16 w16cex w16sdtdh w16sdtfl w16du wp14">
   <w:body>
     <w:p>
       <w:pPr>
@@ -27,59 +27,7 @@
           <w:sz w:val="36"/>
           <w:szCs w:val="36"/>
         </w:rPr>
-        <w:t xml:space="preserve">Why </w:t>
-      </w:r>
-      <w:proofErr w:type="spellStart"/>
-      <w:r>
-        <w:rPr>
-          <w:rFonts w:ascii="Segoe UI" w:eastAsia="Times New Roman" w:hAnsi="Segoe UI" w:cs="Segoe UI"/>
-          <w:b/>
-          <w:bCs/>
-          <w:color w:val="0F1115"/>
-          <w:kern w:val="36"/>
-          <w:sz w:val="36"/>
-          <w:szCs w:val="36"/>
-        </w:rPr>
-        <w:t>Microservices</w:t>
-      </w:r>
-      <w:proofErr w:type="spellEnd"/>
-      <w:r>
-        <w:rPr>
-          <w:rFonts w:ascii="Segoe UI" w:eastAsia="Times New Roman" w:hAnsi="Segoe UI" w:cs="Segoe UI"/>
-          <w:b/>
-          <w:bCs/>
-          <w:color w:val="0F1115"/>
-          <w:kern w:val="36"/>
-          <w:sz w:val="36"/>
-          <w:szCs w:val="36"/>
-        </w:rPr>
-        <w:t xml:space="preserve"> | </w:t>
-      </w:r>
-      <w:proofErr w:type="spellStart"/>
-      <w:r>
-        <w:rPr>
-          <w:rFonts w:ascii="Segoe UI" w:eastAsia="Times New Roman" w:hAnsi="Segoe UI" w:cs="Segoe UI"/>
-          <w:b/>
-          <w:bCs/>
-          <w:color w:val="0F1115"/>
-          <w:kern w:val="36"/>
-          <w:sz w:val="36"/>
-          <w:szCs w:val="36"/>
-        </w:rPr>
-        <w:t>Microservices</w:t>
-      </w:r>
-      <w:proofErr w:type="spellEnd"/>
-      <w:r>
-        <w:rPr>
-          <w:rFonts w:ascii="Segoe UI" w:eastAsia="Times New Roman" w:hAnsi="Segoe UI" w:cs="Segoe UI"/>
-          <w:b/>
-          <w:bCs/>
-          <w:color w:val="0F1115"/>
-          <w:kern w:val="36"/>
-          <w:sz w:val="36"/>
-          <w:szCs w:val="36"/>
-        </w:rPr>
-        <w:t xml:space="preserve"> Tutorial #2 - Complete Notes</w:t>
+        <w:t>Why Microservices | Microservices Tutorial #2 - Complete Notes</w:t>
       </w:r>
     </w:p>
     <w:p>
@@ -126,27 +74,7 @@
           <w:sz w:val="24"/>
           <w:szCs w:val="24"/>
         </w:rPr>
-        <w:t xml:space="preserve">This is the second video in the </w:t>
-      </w:r>
-      <w:proofErr w:type="spellStart"/>
-      <w:r>
-        <w:rPr>
-          <w:rFonts w:ascii="Segoe UI" w:eastAsia="Times New Roman" w:hAnsi="Segoe UI" w:cs="Segoe UI"/>
-          <w:color w:val="0F1115"/>
-          <w:sz w:val="24"/>
-          <w:szCs w:val="24"/>
-        </w:rPr>
-        <w:t>Microservices</w:t>
-      </w:r>
-      <w:proofErr w:type="spellEnd"/>
-      <w:r>
-        <w:rPr>
-          <w:rFonts w:ascii="Segoe UI" w:eastAsia="Times New Roman" w:hAnsi="Segoe UI" w:cs="Segoe UI"/>
-          <w:color w:val="0F1115"/>
-          <w:sz w:val="24"/>
-          <w:szCs w:val="24"/>
-        </w:rPr>
-        <w:t xml:space="preserve"> Tutorial series (in Hindi). The first video covered prerequisites. This video covers:</w:t>
+        <w:t>This is the second video in the Microservices Tutorial series (in Hindi). The first video covered prerequisites. This video covers:</w:t>
       </w:r>
     </w:p>
     <w:p>
@@ -172,27 +100,7 @@
           <w:sz w:val="24"/>
           <w:szCs w:val="24"/>
         </w:rPr>
-        <w:t xml:space="preserve">What </w:t>
-      </w:r>
-      <w:proofErr w:type="spellStart"/>
-      <w:r>
-        <w:rPr>
-          <w:rFonts w:ascii="Segoe UI" w:eastAsia="Times New Roman" w:hAnsi="Segoe UI" w:cs="Segoe UI"/>
-          <w:color w:val="0F1115"/>
-          <w:sz w:val="24"/>
-          <w:szCs w:val="24"/>
-        </w:rPr>
-        <w:t>microservices</w:t>
-      </w:r>
-      <w:proofErr w:type="spellEnd"/>
-      <w:r>
-        <w:rPr>
-          <w:rFonts w:ascii="Segoe UI" w:eastAsia="Times New Roman" w:hAnsi="Segoe UI" w:cs="Segoe UI"/>
-          <w:color w:val="0F1115"/>
-          <w:sz w:val="24"/>
-          <w:szCs w:val="24"/>
-        </w:rPr>
-        <w:t xml:space="preserve"> are (in full detail)</w:t>
+        <w:t>What microservices are (in full detail)</w:t>
       </w:r>
     </w:p>
     <w:p>
@@ -276,27 +184,7 @@
           <w:sz w:val="24"/>
           <w:szCs w:val="24"/>
         </w:rPr>
-        <w:t xml:space="preserve">: If you understand what </w:t>
-      </w:r>
-      <w:proofErr w:type="spellStart"/>
-      <w:r>
-        <w:rPr>
-          <w:rFonts w:ascii="Segoe UI" w:eastAsia="Times New Roman" w:hAnsi="Segoe UI" w:cs="Segoe UI"/>
-          <w:color w:val="0F1115"/>
-          <w:sz w:val="24"/>
-          <w:szCs w:val="24"/>
-        </w:rPr>
-        <w:t>microservices</w:t>
-      </w:r>
-      <w:proofErr w:type="spellEnd"/>
-      <w:r>
-        <w:rPr>
-          <w:rFonts w:ascii="Segoe UI" w:eastAsia="Times New Roman" w:hAnsi="Segoe UI" w:cs="Segoe UI"/>
-          <w:color w:val="0F1115"/>
-          <w:sz w:val="24"/>
-          <w:szCs w:val="24"/>
-        </w:rPr>
-        <w:t xml:space="preserve"> are and what problems they solve, you can learn the rest easily. If you don't understand this core concept, you won't develop interest in the topic.</w:t>
+        <w:t>: If you understand what microservices are and what problems they solve, you can learn the rest easily. If you don't understand this core concept, you won't develop interest in the topic.</w:t>
       </w:r>
     </w:p>
     <w:p>
@@ -314,7 +202,7 @@
           <w:sz w:val="24"/>
           <w:szCs w:val="24"/>
         </w:rPr>
-        <w:pict>
+        <w:pict w14:anchorId="2463D666">
           <v:rect id="_x0000_i1025" style="width:0;height:.75pt" o:hralign="center" o:hrstd="t" o:hr="t" fillcolor="#a0a0a0" stroked="f"/>
         </w:pict>
       </w:r>
@@ -342,21 +230,8 @@
           <w:sz w:val="33"/>
           <w:szCs w:val="33"/>
         </w:rPr>
-        <w:t xml:space="preserve">Recap: What We Did Before </w:t>
-      </w:r>
-      <w:proofErr w:type="spellStart"/>
-      <w:r>
-        <w:rPr>
-          <w:rFonts w:ascii="Segoe UI" w:eastAsia="Times New Roman" w:hAnsi="Segoe UI" w:cs="Segoe UI"/>
-          <w:b/>
-          <w:bCs/>
-          <w:color w:val="0F1115"/>
-          <w:sz w:val="33"/>
-          <w:szCs w:val="33"/>
-        </w:rPr>
-        <w:t>Microservices</w:t>
-      </w:r>
-      <w:proofErr w:type="spellEnd"/>
+        <w:t>Recap: What We Did Before Microservices</w:t>
+      </w:r>
     </w:p>
     <w:p>
       <w:pPr>
@@ -553,8 +428,6 @@
                 <w:szCs w:val="23"/>
               </w:rPr>
             </w:pPr>
-            <w:bookmarkStart w:id="0" w:name="_GoBack"/>
-            <w:bookmarkEnd w:id="0"/>
             <w:r>
               <w:rPr>
                 <w:rFonts w:ascii="Segoe UI" w:eastAsia="Times New Roman" w:hAnsi="Segoe UI" w:cs="Segoe UI"/>
@@ -1220,27 +1093,7 @@
           <w:sz w:val="24"/>
           <w:szCs w:val="24"/>
         </w:rPr>
-        <w:t xml:space="preserve">: Whether it's a Python application, </w:t>
-      </w:r>
-      <w:proofErr w:type="spellStart"/>
-      <w:r>
-        <w:rPr>
-          <w:rFonts w:ascii="Segoe UI" w:eastAsia="Times New Roman" w:hAnsi="Segoe UI" w:cs="Segoe UI"/>
-          <w:color w:val="0F1115"/>
-          <w:sz w:val="24"/>
-          <w:szCs w:val="24"/>
-        </w:rPr>
-        <w:t>Django</w:t>
-      </w:r>
-      <w:proofErr w:type="spellEnd"/>
-      <w:r>
-        <w:rPr>
-          <w:rFonts w:ascii="Segoe UI" w:eastAsia="Times New Roman" w:hAnsi="Segoe UI" w:cs="Segoe UI"/>
-          <w:color w:val="0F1115"/>
-          <w:sz w:val="24"/>
-          <w:szCs w:val="24"/>
-        </w:rPr>
-        <w:t xml:space="preserve"> application, or Spring Boot application — if built this way, it's monolithic.</w:t>
+        <w:t>: Whether it's a Python application, Django application, or Spring Boot application — if built this way, it's monolithic.</w:t>
       </w:r>
     </w:p>
     <w:p>
@@ -1258,7 +1111,7 @@
           <w:sz w:val="24"/>
           <w:szCs w:val="24"/>
         </w:rPr>
-        <w:pict>
+        <w:pict w14:anchorId="2524D43C">
           <v:rect id="_x0000_i1026" style="width:0;height:.75pt" o:hralign="center" o:hrstd="t" o:hr="t" fillcolor="#a0a0a0" stroked="f"/>
         </w:pict>
       </w:r>
@@ -2222,31 +2075,7 @@
           <w:sz w:val="30"/>
           <w:szCs w:val="30"/>
         </w:rPr>
-        <w:t xml:space="preserve">Problem 8: Developer Fatigue </w:t>
-      </w:r>
-      <w:proofErr w:type="gramStart"/>
-      <w:r>
-        <w:rPr>
-          <w:rFonts w:ascii="Segoe UI" w:eastAsia="Times New Roman" w:hAnsi="Segoe UI" w:cs="Segoe UI"/>
-          <w:b/>
-          <w:bCs/>
-          <w:color w:val="0F1115"/>
-          <w:sz w:val="30"/>
-          <w:szCs w:val="30"/>
-        </w:rPr>
-        <w:t>Over</w:t>
-      </w:r>
-      <w:proofErr w:type="gramEnd"/>
-      <w:r>
-        <w:rPr>
-          <w:rFonts w:ascii="Segoe UI" w:eastAsia="Times New Roman" w:hAnsi="Segoe UI" w:cs="Segoe UI"/>
-          <w:b/>
-          <w:bCs/>
-          <w:color w:val="0F1115"/>
-          <w:sz w:val="30"/>
-          <w:szCs w:val="30"/>
-        </w:rPr>
-        <w:t xml:space="preserve"> Time</w:t>
+        <w:t>Problem 8: Developer Fatigue Over Time</w:t>
       </w:r>
     </w:p>
     <w:p>
@@ -2588,7 +2417,7 @@
           <w:sz w:val="24"/>
           <w:szCs w:val="24"/>
         </w:rPr>
-        <w:pict>
+        <w:pict w14:anchorId="10EEB8B9">
           <v:rect id="_x0000_i1027" style="width:0;height:.75pt" o:hralign="center" o:hrstd="t" o:hr="t" fillcolor="#a0a0a0" stroked="f"/>
         </w:pict>
       </w:r>
@@ -2616,31 +2445,7 @@
           <w:sz w:val="33"/>
           <w:szCs w:val="33"/>
         </w:rPr>
-        <w:t xml:space="preserve">Solution: </w:t>
-      </w:r>
-      <w:proofErr w:type="spellStart"/>
-      <w:r>
-        <w:rPr>
-          <w:rFonts w:ascii="Segoe UI" w:eastAsia="Times New Roman" w:hAnsi="Segoe UI" w:cs="Segoe UI"/>
-          <w:b/>
-          <w:bCs/>
-          <w:color w:val="0F1115"/>
-          <w:sz w:val="33"/>
-          <w:szCs w:val="33"/>
-        </w:rPr>
-        <w:t>Microservices</w:t>
-      </w:r>
-      <w:proofErr w:type="spellEnd"/>
-      <w:r>
-        <w:rPr>
-          <w:rFonts w:ascii="Segoe UI" w:eastAsia="Times New Roman" w:hAnsi="Segoe UI" w:cs="Segoe UI"/>
-          <w:b/>
-          <w:bCs/>
-          <w:color w:val="0F1115"/>
-          <w:sz w:val="33"/>
-          <w:szCs w:val="33"/>
-        </w:rPr>
-        <w:t xml:space="preserve"> Architecture</w:t>
+        <w:t>Solution: Microservices Architecture</w:t>
       </w:r>
     </w:p>
     <w:p>
@@ -2667,31 +2472,7 @@
           <w:szCs w:val="30"/>
         </w:rPr>
         <w:lastRenderedPageBreak/>
-        <w:t xml:space="preserve">What </w:t>
-      </w:r>
-      <w:proofErr w:type="spellStart"/>
-      <w:r>
-        <w:rPr>
-          <w:rFonts w:ascii="Segoe UI" w:eastAsia="Times New Roman" w:hAnsi="Segoe UI" w:cs="Segoe UI"/>
-          <w:b/>
-          <w:bCs/>
-          <w:color w:val="0F1115"/>
-          <w:sz w:val="30"/>
-          <w:szCs w:val="30"/>
-        </w:rPr>
-        <w:t>Microservices</w:t>
-      </w:r>
-      <w:proofErr w:type="spellEnd"/>
-      <w:r>
-        <w:rPr>
-          <w:rFonts w:ascii="Segoe UI" w:eastAsia="Times New Roman" w:hAnsi="Segoe UI" w:cs="Segoe UI"/>
-          <w:b/>
-          <w:bCs/>
-          <w:color w:val="0F1115"/>
-          <w:sz w:val="30"/>
-          <w:szCs w:val="30"/>
-        </w:rPr>
-        <w:t xml:space="preserve"> Does</w:t>
+        <w:t>What Microservices Does</w:t>
       </w:r>
     </w:p>
     <w:p>
@@ -2705,29 +2486,16 @@
           <w:szCs w:val="24"/>
         </w:rPr>
       </w:pPr>
-      <w:proofErr w:type="spellStart"/>
-      <w:r>
-        <w:rPr>
-          <w:rFonts w:ascii="Segoe UI" w:eastAsia="Times New Roman" w:hAnsi="Segoe UI" w:cs="Segoe UI"/>
-          <w:b/>
-          <w:bCs/>
-          <w:color w:val="0F1115"/>
-          <w:sz w:val="24"/>
-          <w:szCs w:val="24"/>
-        </w:rPr>
-        <w:t>Microservices</w:t>
-      </w:r>
-      <w:proofErr w:type="spellEnd"/>
-      <w:r>
-        <w:rPr>
-          <w:rFonts w:ascii="Segoe UI" w:eastAsia="Times New Roman" w:hAnsi="Segoe UI" w:cs="Segoe UI"/>
-          <w:b/>
-          <w:bCs/>
-          <w:color w:val="0F1115"/>
-          <w:sz w:val="24"/>
-          <w:szCs w:val="24"/>
-        </w:rPr>
-        <w:t xml:space="preserve"> divides our big application into small, smaller parts.</w:t>
+      <w:r>
+        <w:rPr>
+          <w:rFonts w:ascii="Segoe UI" w:eastAsia="Times New Roman" w:hAnsi="Segoe UI" w:cs="Segoe UI"/>
+          <w:b/>
+          <w:bCs/>
+          <w:color w:val="0F1115"/>
+          <w:sz w:val="24"/>
+          <w:szCs w:val="24"/>
+        </w:rPr>
+        <w:t>Microservices divides our big application into small, smaller parts.</w:t>
       </w:r>
     </w:p>
     <w:p>
@@ -2753,7 +2521,15 @@
     </w:p>
     <w:tbl>
       <w:tblPr>
-        <w:tblW w:w="11280" w:type="dxa"/>
+        <w:tblW w:w="10079" w:type="dxa"/>
+        <w:tblBorders>
+          <w:top w:val="single" w:sz="4" w:space="0" w:color="auto"/>
+          <w:left w:val="single" w:sz="4" w:space="0" w:color="auto"/>
+          <w:bottom w:val="single" w:sz="4" w:space="0" w:color="auto"/>
+          <w:right w:val="single" w:sz="4" w:space="0" w:color="auto"/>
+          <w:insideH w:val="single" w:sz="4" w:space="0" w:color="auto"/>
+          <w:insideV w:val="single" w:sz="4" w:space="0" w:color="auto"/>
+        </w:tblBorders>
         <w:tblCellMar>
           <w:top w:w="15" w:type="dxa"/>
           <w:left w:w="15" w:type="dxa"/>
@@ -2763,19 +2539,17 @@
         <w:tblLook w:val="04A0" w:firstRow="1" w:lastRow="0" w:firstColumn="1" w:lastColumn="0" w:noHBand="0" w:noVBand="1"/>
       </w:tblPr>
       <w:tblGrid>
-        <w:gridCol w:w="4372"/>
-        <w:gridCol w:w="6908"/>
+        <w:gridCol w:w="3906"/>
+        <w:gridCol w:w="6173"/>
       </w:tblGrid>
       <w:tr>
         <w:trPr>
+          <w:trHeight w:val="375"/>
           <w:tblHeader/>
         </w:trPr>
         <w:tc>
           <w:tcPr>
             <w:tcW w:w="0" w:type="auto"/>
-            <w:tcBorders>
-              <w:top w:val="nil"/>
-            </w:tcBorders>
             <w:tcMar>
               <w:top w:w="150" w:type="dxa"/>
               <w:left w:w="0" w:type="dxa"/>
@@ -2807,9 +2581,6 @@
         <w:tc>
           <w:tcPr>
             <w:tcW w:w="0" w:type="auto"/>
-            <w:tcBorders>
-              <w:top w:val="nil"/>
-            </w:tcBorders>
             <w:tcMar>
               <w:top w:w="150" w:type="dxa"/>
               <w:left w:w="240" w:type="dxa"/>
@@ -2840,6 +2611,9 @@
         </w:tc>
       </w:tr>
       <w:tr>
+        <w:trPr>
+          <w:trHeight w:val="365"/>
+        </w:trPr>
         <w:tc>
           <w:tcPr>
             <w:tcW w:w="0" w:type="auto"/>
@@ -2906,6 +2680,9 @@
         </w:tc>
       </w:tr>
       <w:tr>
+        <w:trPr>
+          <w:trHeight w:val="375"/>
+        </w:trPr>
         <w:tc>
           <w:tcPr>
             <w:tcW w:w="0" w:type="auto"/>
@@ -2972,6 +2749,9 @@
         </w:tc>
       </w:tr>
       <w:tr>
+        <w:trPr>
+          <w:trHeight w:val="365"/>
+        </w:trPr>
         <w:tc>
           <w:tcPr>
             <w:tcW w:w="0" w:type="auto"/>
@@ -3038,6 +2818,9 @@
         </w:tc>
       </w:tr>
       <w:tr>
+        <w:trPr>
+          <w:trHeight w:val="375"/>
+        </w:trPr>
         <w:tc>
           <w:tcPr>
             <w:tcW w:w="0" w:type="auto"/>
@@ -3104,6 +2887,9 @@
         </w:tc>
       </w:tr>
       <w:tr>
+        <w:trPr>
+          <w:trHeight w:val="365"/>
+        </w:trPr>
         <w:tc>
           <w:tcPr>
             <w:tcW w:w="0" w:type="auto"/>
@@ -3170,6 +2956,9 @@
         </w:tc>
       </w:tr>
       <w:tr>
+        <w:trPr>
+          <w:trHeight w:val="375"/>
+        </w:trPr>
         <w:tc>
           <w:tcPr>
             <w:tcW w:w="0" w:type="auto"/>
@@ -3354,27 +3143,7 @@
           <w:sz w:val="24"/>
           <w:szCs w:val="24"/>
         </w:rPr>
-        <w:t xml:space="preserve"> (e.g., Kafka, </w:t>
-      </w:r>
-      <w:proofErr w:type="spellStart"/>
-      <w:r>
-        <w:rPr>
-          <w:rFonts w:ascii="Segoe UI" w:eastAsia="Times New Roman" w:hAnsi="Segoe UI" w:cs="Segoe UI"/>
-          <w:color w:val="0F1115"/>
-          <w:sz w:val="24"/>
-          <w:szCs w:val="24"/>
-        </w:rPr>
-        <w:t>RabbitMQ</w:t>
-      </w:r>
-      <w:proofErr w:type="spellEnd"/>
-      <w:r>
-        <w:rPr>
-          <w:rFonts w:ascii="Segoe UI" w:eastAsia="Times New Roman" w:hAnsi="Segoe UI" w:cs="Segoe UI"/>
-          <w:color w:val="0F1115"/>
-          <w:sz w:val="24"/>
-          <w:szCs w:val="24"/>
-        </w:rPr>
-        <w:t>)</w:t>
+        <w:t xml:space="preserve"> (e.g., Kafka, RabbitMQ)</w:t>
       </w:r>
     </w:p>
     <w:p>
@@ -3559,21 +3328,8 @@
           <w:sz w:val="30"/>
           <w:szCs w:val="30"/>
         </w:rPr>
-        <w:t xml:space="preserve">Key Characteristics of </w:t>
-      </w:r>
-      <w:proofErr w:type="spellStart"/>
-      <w:r>
-        <w:rPr>
-          <w:rFonts w:ascii="Segoe UI" w:eastAsia="Times New Roman" w:hAnsi="Segoe UI" w:cs="Segoe UI"/>
-          <w:b/>
-          <w:bCs/>
-          <w:color w:val="0F1115"/>
-          <w:sz w:val="30"/>
-          <w:szCs w:val="30"/>
-        </w:rPr>
-        <w:t>Microservices</w:t>
-      </w:r>
-      <w:proofErr w:type="spellEnd"/>
+        <w:t>Key Characteristics of Microservices</w:t>
+      </w:r>
     </w:p>
     <w:p>
       <w:pPr>
@@ -3784,21 +3540,8 @@
           <w:sz w:val="30"/>
           <w:szCs w:val="30"/>
         </w:rPr>
-        <w:t xml:space="preserve">Tech Stack Flexibility in </w:t>
-      </w:r>
-      <w:proofErr w:type="spellStart"/>
-      <w:r>
-        <w:rPr>
-          <w:rFonts w:ascii="Segoe UI" w:eastAsia="Times New Roman" w:hAnsi="Segoe UI" w:cs="Segoe UI"/>
-          <w:b/>
-          <w:bCs/>
-          <w:color w:val="0F1115"/>
-          <w:sz w:val="30"/>
-          <w:szCs w:val="30"/>
-        </w:rPr>
-        <w:t>Microservices</w:t>
-      </w:r>
-      <w:proofErr w:type="spellEnd"/>
+        <w:t>Tech Stack Flexibility in Microservices</w:t>
+      </w:r>
     </w:p>
     <w:p>
       <w:pPr>
@@ -3829,27 +3572,7 @@
           <w:sz w:val="24"/>
           <w:szCs w:val="24"/>
         </w:rPr>
-        <w:t xml:space="preserve">: There's no requirement for all </w:t>
-      </w:r>
-      <w:proofErr w:type="spellStart"/>
-      <w:r>
-        <w:rPr>
-          <w:rFonts w:ascii="Segoe UI" w:eastAsia="Times New Roman" w:hAnsi="Segoe UI" w:cs="Segoe UI"/>
-          <w:color w:val="0F1115"/>
-          <w:sz w:val="24"/>
-          <w:szCs w:val="24"/>
-        </w:rPr>
-        <w:t>microservices</w:t>
-      </w:r>
-      <w:proofErr w:type="spellEnd"/>
-      <w:r>
-        <w:rPr>
-          <w:rFonts w:ascii="Segoe UI" w:eastAsia="Times New Roman" w:hAnsi="Segoe UI" w:cs="Segoe UI"/>
-          <w:color w:val="0F1115"/>
-          <w:sz w:val="24"/>
-          <w:szCs w:val="24"/>
-        </w:rPr>
-        <w:t xml:space="preserve"> to use the same tech stack.</w:t>
+        <w:t>: There's no requirement for all microservices to use the same tech stack.</w:t>
       </w:r>
     </w:p>
     <w:p>
@@ -4254,27 +3977,7 @@
           <w:sz w:val="24"/>
           <w:szCs w:val="24"/>
         </w:rPr>
-        <w:t xml:space="preserve">Build a separate ML </w:t>
-      </w:r>
-      <w:proofErr w:type="spellStart"/>
-      <w:r>
-        <w:rPr>
-          <w:rFonts w:ascii="Segoe UI" w:eastAsia="Times New Roman" w:hAnsi="Segoe UI" w:cs="Segoe UI"/>
-          <w:color w:val="0F1115"/>
-          <w:sz w:val="24"/>
-          <w:szCs w:val="24"/>
-        </w:rPr>
-        <w:t>microservice</w:t>
-      </w:r>
-      <w:proofErr w:type="spellEnd"/>
-      <w:r>
-        <w:rPr>
-          <w:rFonts w:ascii="Segoe UI" w:eastAsia="Times New Roman" w:hAnsi="Segoe UI" w:cs="Segoe UI"/>
-          <w:color w:val="0F1115"/>
-          <w:sz w:val="24"/>
-          <w:szCs w:val="24"/>
-        </w:rPr>
-        <w:t xml:space="preserve"> in Python</w:t>
+        <w:t>Build a separate ML microservice in Python</w:t>
       </w:r>
     </w:p>
     <w:p>
@@ -4373,27 +4076,7 @@
           <w:sz w:val="24"/>
           <w:szCs w:val="24"/>
         </w:rPr>
-        <w:t xml:space="preserve">This is possible because </w:t>
-      </w:r>
-      <w:proofErr w:type="spellStart"/>
-      <w:r>
-        <w:rPr>
-          <w:rFonts w:ascii="Segoe UI" w:eastAsia="Times New Roman" w:hAnsi="Segoe UI" w:cs="Segoe UI"/>
-          <w:color w:val="0F1115"/>
-          <w:sz w:val="24"/>
-          <w:szCs w:val="24"/>
-        </w:rPr>
-        <w:t>microservices</w:t>
-      </w:r>
-      <w:proofErr w:type="spellEnd"/>
-      <w:r>
-        <w:rPr>
-          <w:rFonts w:ascii="Segoe UI" w:eastAsia="Times New Roman" w:hAnsi="Segoe UI" w:cs="Segoe UI"/>
-          <w:color w:val="0F1115"/>
-          <w:sz w:val="24"/>
-          <w:szCs w:val="24"/>
-        </w:rPr>
-        <w:t xml:space="preserve"> allow different tech stacks.</w:t>
+        <w:t>This is possible because microservices allow different tech stacks.</w:t>
       </w:r>
     </w:p>
     <w:p>
@@ -4412,7 +4095,7 @@
           <w:szCs w:val="24"/>
         </w:rPr>
         <w:lastRenderedPageBreak/>
-        <w:pict>
+        <w:pict w14:anchorId="31314A27">
           <v:rect id="_x0000_i1028" style="width:0;height:.75pt" o:hralign="center" o:hrstd="t" o:hr="t" fillcolor="#a0a0a0" stroked="f"/>
         </w:pict>
       </w:r>
@@ -4440,21 +4123,8 @@
           <w:sz w:val="33"/>
           <w:szCs w:val="33"/>
         </w:rPr>
-        <w:t xml:space="preserve">Advantages of </w:t>
-      </w:r>
-      <w:proofErr w:type="spellStart"/>
-      <w:r>
-        <w:rPr>
-          <w:rFonts w:ascii="Segoe UI" w:eastAsia="Times New Roman" w:hAnsi="Segoe UI" w:cs="Segoe UI"/>
-          <w:b/>
-          <w:bCs/>
-          <w:color w:val="0F1115"/>
-          <w:sz w:val="33"/>
-          <w:szCs w:val="33"/>
-        </w:rPr>
-        <w:t>Microservices</w:t>
-      </w:r>
-      <w:proofErr w:type="spellEnd"/>
+        <w:t>Advantages of Microservices</w:t>
+      </w:r>
     </w:p>
     <w:p>
       <w:pPr>
@@ -4609,19 +4279,8 @@
           <w:sz w:val="24"/>
           <w:szCs w:val="24"/>
         </w:rPr>
-        <w:t xml:space="preserve">Team A works on this </w:t>
-      </w:r>
-      <w:proofErr w:type="spellStart"/>
-      <w:r>
-        <w:rPr>
-          <w:rFonts w:ascii="Segoe UI" w:eastAsia="Times New Roman" w:hAnsi="Segoe UI" w:cs="Segoe UI"/>
-          <w:color w:val="0F1115"/>
-          <w:sz w:val="24"/>
-          <w:szCs w:val="24"/>
-        </w:rPr>
-        <w:t>microservice</w:t>
-      </w:r>
-      <w:proofErr w:type="spellEnd"/>
+        <w:t>Team A works on this microservice</w:t>
+      </w:r>
     </w:p>
     <w:p>
       <w:pPr>
@@ -4646,19 +4305,8 @@
           <w:sz w:val="24"/>
           <w:szCs w:val="24"/>
         </w:rPr>
-        <w:t xml:space="preserve">Team B works on that </w:t>
-      </w:r>
-      <w:proofErr w:type="spellStart"/>
-      <w:r>
-        <w:rPr>
-          <w:rFonts w:ascii="Segoe UI" w:eastAsia="Times New Roman" w:hAnsi="Segoe UI" w:cs="Segoe UI"/>
-          <w:color w:val="0F1115"/>
-          <w:sz w:val="24"/>
-          <w:szCs w:val="24"/>
-        </w:rPr>
-        <w:t>microservice</w:t>
-      </w:r>
-      <w:proofErr w:type="spellEnd"/>
+        <w:t>Team B works on that microservice</w:t>
+      </w:r>
     </w:p>
     <w:p>
       <w:pPr>
@@ -4790,21 +4438,8 @@
           <w:sz w:val="24"/>
           <w:szCs w:val="24"/>
         </w:rPr>
-        <w:t xml:space="preserve">In </w:t>
-      </w:r>
-      <w:proofErr w:type="spellStart"/>
-      <w:r>
-        <w:rPr>
-          <w:rFonts w:ascii="Segoe UI" w:eastAsia="Times New Roman" w:hAnsi="Segoe UI" w:cs="Segoe UI"/>
-          <w:b/>
-          <w:bCs/>
-          <w:color w:val="0F1115"/>
-          <w:sz w:val="24"/>
-          <w:szCs w:val="24"/>
-        </w:rPr>
-        <w:t>microservices</w:t>
-      </w:r>
-      <w:proofErr w:type="spellEnd"/>
+        <w:t>In microservices</w:t>
+      </w:r>
       <w:r>
         <w:rPr>
           <w:rFonts w:ascii="Segoe UI" w:eastAsia="Times New Roman" w:hAnsi="Segoe UI" w:cs="Segoe UI"/>
@@ -5461,7 +5096,7 @@
           <w:sz w:val="24"/>
           <w:szCs w:val="24"/>
         </w:rPr>
-        <w:pict>
+        <w:pict w14:anchorId="4AF695CE">
           <v:rect id="_x0000_i1029" style="width:0;height:.75pt" o:hralign="center" o:hrstd="t" o:hr="t" fillcolor="#a0a0a0" stroked="f"/>
         </w:pict>
       </w:r>
@@ -5489,21 +5124,8 @@
           <w:sz w:val="33"/>
           <w:szCs w:val="33"/>
         </w:rPr>
-        <w:t xml:space="preserve">Disadvantages of </w:t>
-      </w:r>
-      <w:proofErr w:type="spellStart"/>
-      <w:r>
-        <w:rPr>
-          <w:rFonts w:ascii="Segoe UI" w:eastAsia="Times New Roman" w:hAnsi="Segoe UI" w:cs="Segoe UI"/>
-          <w:b/>
-          <w:bCs/>
-          <w:color w:val="0F1115"/>
-          <w:sz w:val="33"/>
-          <w:szCs w:val="33"/>
-        </w:rPr>
-        <w:t>Microservices</w:t>
-      </w:r>
-      <w:proofErr w:type="spellEnd"/>
+        <w:t>Disadvantages of Microservices</w:t>
+      </w:r>
     </w:p>
     <w:p>
       <w:pPr>
@@ -5528,31 +5150,7 @@
           <w:sz w:val="30"/>
           <w:szCs w:val="30"/>
         </w:rPr>
-        <w:t xml:space="preserve">1. Handling </w:t>
-      </w:r>
-      <w:proofErr w:type="spellStart"/>
-      <w:r>
-        <w:rPr>
-          <w:rFonts w:ascii="Segoe UI" w:eastAsia="Times New Roman" w:hAnsi="Segoe UI" w:cs="Segoe UI"/>
-          <w:b/>
-          <w:bCs/>
-          <w:color w:val="0F1115"/>
-          <w:sz w:val="30"/>
-          <w:szCs w:val="30"/>
-        </w:rPr>
-        <w:t>Microservices</w:t>
-      </w:r>
-      <w:proofErr w:type="spellEnd"/>
-      <w:r>
-        <w:rPr>
-          <w:rFonts w:ascii="Segoe UI" w:eastAsia="Times New Roman" w:hAnsi="Segoe UI" w:cs="Segoe UI"/>
-          <w:b/>
-          <w:bCs/>
-          <w:color w:val="0F1115"/>
-          <w:sz w:val="30"/>
-          <w:szCs w:val="30"/>
-        </w:rPr>
-        <w:t xml:space="preserve"> Is a Complex Task</w:t>
+        <w:t>1. Handling Microservices Is a Complex Task</w:t>
       </w:r>
     </w:p>
     <w:p>
@@ -5575,21 +5173,8 @@
           <w:sz w:val="24"/>
           <w:szCs w:val="24"/>
         </w:rPr>
-        <w:t xml:space="preserve">The biggest problem with </w:t>
-      </w:r>
-      <w:proofErr w:type="spellStart"/>
-      <w:r>
-        <w:rPr>
-          <w:rFonts w:ascii="Segoe UI" w:eastAsia="Times New Roman" w:hAnsi="Segoe UI" w:cs="Segoe UI"/>
-          <w:b/>
-          <w:bCs/>
-          <w:color w:val="0F1115"/>
-          <w:sz w:val="24"/>
-          <w:szCs w:val="24"/>
-        </w:rPr>
-        <w:t>microservices</w:t>
-      </w:r>
-      <w:proofErr w:type="spellEnd"/>
+        <w:t>The biggest problem with microservices</w:t>
+      </w:r>
       <w:r>
         <w:rPr>
           <w:rFonts w:ascii="Segoe UI" w:eastAsia="Times New Roman" w:hAnsi="Segoe UI" w:cs="Segoe UI"/>
@@ -5865,19 +5450,8 @@
           <w:sz w:val="24"/>
           <w:szCs w:val="24"/>
         </w:rPr>
-        <w:t xml:space="preserve">Small teams will struggle with </w:t>
-      </w:r>
-      <w:proofErr w:type="spellStart"/>
-      <w:r>
-        <w:rPr>
-          <w:rFonts w:ascii="Segoe UI" w:eastAsia="Times New Roman" w:hAnsi="Segoe UI" w:cs="Segoe UI"/>
-          <w:color w:val="0F1115"/>
-          <w:sz w:val="24"/>
-          <w:szCs w:val="24"/>
-        </w:rPr>
-        <w:t>microservices</w:t>
-      </w:r>
-      <w:proofErr w:type="spellEnd"/>
+        <w:t>Small teams will struggle with microservices</w:t>
+      </w:r>
     </w:p>
     <w:p>
       <w:pPr>
@@ -6113,7 +5687,7 @@
           <w:sz w:val="24"/>
           <w:szCs w:val="24"/>
         </w:rPr>
-        <w:pict>
+        <w:pict w14:anchorId="70DDDF4B">
           <v:rect id="_x0000_i1030" style="width:0;height:.75pt" o:hralign="center" o:hrstd="t" o:hr="t" fillcolor="#a0a0a0" stroked="f"/>
         </w:pict>
       </w:r>
@@ -6337,31 +5911,7 @@
           <w:sz w:val="30"/>
           <w:szCs w:val="30"/>
         </w:rPr>
-        <w:t xml:space="preserve">Use </w:t>
-      </w:r>
-      <w:proofErr w:type="spellStart"/>
-      <w:r>
-        <w:rPr>
-          <w:rFonts w:ascii="Segoe UI" w:eastAsia="Times New Roman" w:hAnsi="Segoe UI" w:cs="Segoe UI"/>
-          <w:b/>
-          <w:bCs/>
-          <w:color w:val="0F1115"/>
-          <w:sz w:val="30"/>
-          <w:szCs w:val="30"/>
-        </w:rPr>
-        <w:t>Microservices</w:t>
-      </w:r>
-      <w:proofErr w:type="spellEnd"/>
-      <w:r>
-        <w:rPr>
-          <w:rFonts w:ascii="Segoe UI" w:eastAsia="Times New Roman" w:hAnsi="Segoe UI" w:cs="Segoe UI"/>
-          <w:b/>
-          <w:bCs/>
-          <w:color w:val="0F1115"/>
-          <w:sz w:val="30"/>
-          <w:szCs w:val="30"/>
-        </w:rPr>
-        <w:t xml:space="preserve"> When:</w:t>
+        <w:t>Use Microservices When:</w:t>
       </w:r>
     </w:p>
     <w:p>
@@ -6506,27 +6056,7 @@
           <w:sz w:val="24"/>
           <w:szCs w:val="24"/>
         </w:rPr>
-        <w:t xml:space="preserve">: As your user base grows, consider migrating to </w:t>
-      </w:r>
-      <w:proofErr w:type="spellStart"/>
-      <w:r>
-        <w:rPr>
-          <w:rFonts w:ascii="Segoe UI" w:eastAsia="Times New Roman" w:hAnsi="Segoe UI" w:cs="Segoe UI"/>
-          <w:color w:val="0F1115"/>
-          <w:sz w:val="24"/>
-          <w:szCs w:val="24"/>
-        </w:rPr>
-        <w:t>microservices</w:t>
-      </w:r>
-      <w:proofErr w:type="spellEnd"/>
-      <w:r>
-        <w:rPr>
-          <w:rFonts w:ascii="Segoe UI" w:eastAsia="Times New Roman" w:hAnsi="Segoe UI" w:cs="Segoe UI"/>
-          <w:color w:val="0F1115"/>
-          <w:sz w:val="24"/>
-          <w:szCs w:val="24"/>
-        </w:rPr>
-        <w:t>.</w:t>
+        <w:t>: As your user base grows, consider migrating to microservices.</w:t>
       </w:r>
     </w:p>
     <w:p>
@@ -6604,19 +6134,8 @@
           <w:sz w:val="24"/>
           <w:szCs w:val="24"/>
         </w:rPr>
-        <w:t xml:space="preserve">As the user base grows, transition to </w:t>
-      </w:r>
-      <w:proofErr w:type="spellStart"/>
-      <w:r>
-        <w:rPr>
-          <w:rFonts w:ascii="Segoe UI" w:eastAsia="Times New Roman" w:hAnsi="Segoe UI" w:cs="Segoe UI"/>
-          <w:color w:val="0F1115"/>
-          <w:sz w:val="24"/>
-          <w:szCs w:val="24"/>
-        </w:rPr>
-        <w:t>microservices</w:t>
-      </w:r>
-      <w:proofErr w:type="spellEnd"/>
+        <w:t>As the user base grows, transition to microservices</w:t>
+      </w:r>
     </w:p>
     <w:p>
       <w:pPr>
@@ -6641,27 +6160,7 @@
           <w:sz w:val="24"/>
           <w:szCs w:val="24"/>
         </w:rPr>
-        <w:t xml:space="preserve">Don't start with </w:t>
-      </w:r>
-      <w:proofErr w:type="spellStart"/>
-      <w:r>
-        <w:rPr>
-          <w:rFonts w:ascii="Segoe UI" w:eastAsia="Times New Roman" w:hAnsi="Segoe UI" w:cs="Segoe UI"/>
-          <w:color w:val="0F1115"/>
-          <w:sz w:val="24"/>
-          <w:szCs w:val="24"/>
-        </w:rPr>
-        <w:t>microservices</w:t>
-      </w:r>
-      <w:proofErr w:type="spellEnd"/>
-      <w:r>
-        <w:rPr>
-          <w:rFonts w:ascii="Segoe UI" w:eastAsia="Times New Roman" w:hAnsi="Segoe UI" w:cs="Segoe UI"/>
-          <w:color w:val="0F1115"/>
-          <w:sz w:val="24"/>
-          <w:szCs w:val="24"/>
-        </w:rPr>
-        <w:t xml:space="preserve"> for a small project with a small team</w:t>
+        <w:t>Don't start with microservices for a small project with a small team</w:t>
       </w:r>
     </w:p>
     <w:p>
@@ -6693,47 +6192,7 @@
           <w:sz w:val="24"/>
           <w:szCs w:val="24"/>
         </w:rPr>
-        <w:t xml:space="preserve">: Don't ask two people to build a </w:t>
-      </w:r>
-      <w:proofErr w:type="spellStart"/>
-      <w:r>
-        <w:rPr>
-          <w:rFonts w:ascii="Segoe UI" w:eastAsia="Times New Roman" w:hAnsi="Segoe UI" w:cs="Segoe UI"/>
-          <w:color w:val="0F1115"/>
-          <w:sz w:val="24"/>
-          <w:szCs w:val="24"/>
-        </w:rPr>
-        <w:t>microservices</w:t>
-      </w:r>
-      <w:proofErr w:type="spellEnd"/>
-      <w:r>
-        <w:rPr>
-          <w:rFonts w:ascii="Segoe UI" w:eastAsia="Times New Roman" w:hAnsi="Segoe UI" w:cs="Segoe UI"/>
-          <w:color w:val="0F1115"/>
-          <w:sz w:val="24"/>
-          <w:szCs w:val="24"/>
-        </w:rPr>
-        <w:t xml:space="preserve"> architecture — it's overkill. But a large team can easily handle </w:t>
-      </w:r>
-      <w:proofErr w:type="spellStart"/>
-      <w:r>
-        <w:rPr>
-          <w:rFonts w:ascii="Segoe UI" w:eastAsia="Times New Roman" w:hAnsi="Segoe UI" w:cs="Segoe UI"/>
-          <w:color w:val="0F1115"/>
-          <w:sz w:val="24"/>
-          <w:szCs w:val="24"/>
-        </w:rPr>
-        <w:t>microservices</w:t>
-      </w:r>
-      <w:proofErr w:type="spellEnd"/>
-      <w:r>
-        <w:rPr>
-          <w:rFonts w:ascii="Segoe UI" w:eastAsia="Times New Roman" w:hAnsi="Segoe UI" w:cs="Segoe UI"/>
-          <w:color w:val="0F1115"/>
-          <w:sz w:val="24"/>
-          <w:szCs w:val="24"/>
-        </w:rPr>
-        <w:t>.</w:t>
+        <w:t>: Don't ask two people to build a microservices architecture — it's overkill. But a large team can easily handle microservices.</w:t>
       </w:r>
     </w:p>
     <w:p>
@@ -6751,7 +6210,7 @@
           <w:sz w:val="24"/>
           <w:szCs w:val="24"/>
         </w:rPr>
-        <w:pict>
+        <w:pict w14:anchorId="0ACC29D3">
           <v:rect id="_x0000_i1031" style="width:0;height:.75pt" o:hralign="center" o:hrstd="t" o:hr="t" fillcolor="#a0a0a0" stroked="f"/>
         </w:pict>
       </w:r>
@@ -6779,49 +6238,20 @@
           <w:sz w:val="33"/>
           <w:szCs w:val="33"/>
         </w:rPr>
-        <w:t xml:space="preserve">Summary: Monolithic </w:t>
-      </w:r>
-      <w:proofErr w:type="spellStart"/>
-      <w:r>
-        <w:rPr>
-          <w:rFonts w:ascii="Segoe UI" w:eastAsia="Times New Roman" w:hAnsi="Segoe UI" w:cs="Segoe UI"/>
-          <w:b/>
-          <w:bCs/>
-          <w:color w:val="0F1115"/>
-          <w:sz w:val="33"/>
-          <w:szCs w:val="33"/>
-        </w:rPr>
-        <w:t>vs</w:t>
-      </w:r>
-      <w:proofErr w:type="spellEnd"/>
-      <w:r>
-        <w:rPr>
-          <w:rFonts w:ascii="Segoe UI" w:eastAsia="Times New Roman" w:hAnsi="Segoe UI" w:cs="Segoe UI"/>
-          <w:b/>
-          <w:bCs/>
-          <w:color w:val="0F1115"/>
-          <w:sz w:val="33"/>
-          <w:szCs w:val="33"/>
-        </w:rPr>
-        <w:t xml:space="preserve"> </w:t>
-      </w:r>
-      <w:proofErr w:type="spellStart"/>
-      <w:r>
-        <w:rPr>
-          <w:rFonts w:ascii="Segoe UI" w:eastAsia="Times New Roman" w:hAnsi="Segoe UI" w:cs="Segoe UI"/>
-          <w:b/>
-          <w:bCs/>
-          <w:color w:val="0F1115"/>
-          <w:sz w:val="33"/>
-          <w:szCs w:val="33"/>
-        </w:rPr>
-        <w:t>Microservices</w:t>
-      </w:r>
-      <w:proofErr w:type="spellEnd"/>
+        <w:t>Summary: Monolithic vs Microservices</w:t>
+      </w:r>
     </w:p>
     <w:tbl>
       <w:tblPr>
-        <w:tblW w:w="11280" w:type="dxa"/>
+        <w:tblW w:w="9499" w:type="dxa"/>
+        <w:tblBorders>
+          <w:top w:val="single" w:sz="4" w:space="0" w:color="auto"/>
+          <w:left w:val="single" w:sz="4" w:space="0" w:color="auto"/>
+          <w:bottom w:val="single" w:sz="4" w:space="0" w:color="auto"/>
+          <w:right w:val="single" w:sz="4" w:space="0" w:color="auto"/>
+          <w:insideH w:val="single" w:sz="4" w:space="0" w:color="auto"/>
+          <w:insideV w:val="single" w:sz="4" w:space="0" w:color="auto"/>
+        </w:tblBorders>
         <w:tblCellMar>
           <w:top w:w="15" w:type="dxa"/>
           <w:left w:w="15" w:type="dxa"/>
@@ -6831,20 +6261,18 @@
         <w:tblLook w:val="04A0" w:firstRow="1" w:lastRow="0" w:firstColumn="1" w:lastColumn="0" w:noHBand="0" w:noVBand="1"/>
       </w:tblPr>
       <w:tblGrid>
-        <w:gridCol w:w="3719"/>
-        <w:gridCol w:w="3701"/>
-        <w:gridCol w:w="3860"/>
+        <w:gridCol w:w="3132"/>
+        <w:gridCol w:w="3116"/>
+        <w:gridCol w:w="3251"/>
       </w:tblGrid>
       <w:tr>
         <w:trPr>
+          <w:trHeight w:val="375"/>
           <w:tblHeader/>
         </w:trPr>
         <w:tc>
           <w:tcPr>
             <w:tcW w:w="0" w:type="auto"/>
-            <w:tcBorders>
-              <w:top w:val="nil"/>
-            </w:tcBorders>
             <w:tcMar>
               <w:top w:w="150" w:type="dxa"/>
               <w:left w:w="0" w:type="dxa"/>
@@ -6876,9 +6304,6 @@
         <w:tc>
           <w:tcPr>
             <w:tcW w:w="0" w:type="auto"/>
-            <w:tcBorders>
-              <w:top w:val="nil"/>
-            </w:tcBorders>
             <w:tcMar>
               <w:top w:w="150" w:type="dxa"/>
               <w:left w:w="240" w:type="dxa"/>
@@ -6910,9 +6335,6 @@
         <w:tc>
           <w:tcPr>
             <w:tcW w:w="0" w:type="auto"/>
-            <w:tcBorders>
-              <w:top w:val="nil"/>
-            </w:tcBorders>
             <w:tcMar>
               <w:top w:w="150" w:type="dxa"/>
               <w:left w:w="240" w:type="dxa"/>
@@ -6931,7 +6353,6 @@
                 <w:szCs w:val="23"/>
               </w:rPr>
             </w:pPr>
-            <w:proofErr w:type="spellStart"/>
             <w:r>
               <w:rPr>
                 <w:rFonts w:ascii="Segoe UI" w:eastAsia="Times New Roman" w:hAnsi="Segoe UI" w:cs="Segoe UI"/>
@@ -6940,11 +6361,13 @@
               </w:rPr>
               <w:t>Microservices</w:t>
             </w:r>
-            <w:proofErr w:type="spellEnd"/>
           </w:p>
         </w:tc>
       </w:tr>
       <w:tr>
+        <w:trPr>
+          <w:trHeight w:val="366"/>
+        </w:trPr>
         <w:tc>
           <w:tcPr>
             <w:tcW w:w="0" w:type="auto"/>
@@ -7042,6 +6465,9 @@
         </w:tc>
       </w:tr>
       <w:tr>
+        <w:trPr>
+          <w:trHeight w:val="375"/>
+        </w:trPr>
         <w:tc>
           <w:tcPr>
             <w:tcW w:w="0" w:type="auto"/>
@@ -7139,6 +6565,9 @@
         </w:tc>
       </w:tr>
       <w:tr>
+        <w:trPr>
+          <w:trHeight w:val="366"/>
+        </w:trPr>
         <w:tc>
           <w:tcPr>
             <w:tcW w:w="0" w:type="auto"/>
@@ -7236,6 +6665,9 @@
         </w:tc>
       </w:tr>
       <w:tr>
+        <w:trPr>
+          <w:trHeight w:val="375"/>
+        </w:trPr>
         <w:tc>
           <w:tcPr>
             <w:tcW w:w="0" w:type="auto"/>
@@ -7333,6 +6765,9 @@
         </w:tc>
       </w:tr>
       <w:tr>
+        <w:trPr>
+          <w:trHeight w:val="366"/>
+        </w:trPr>
         <w:tc>
           <w:tcPr>
             <w:tcW w:w="0" w:type="auto"/>
@@ -7430,6 +6865,9 @@
         </w:tc>
       </w:tr>
       <w:tr>
+        <w:trPr>
+          <w:trHeight w:val="375"/>
+        </w:trPr>
         <w:tc>
           <w:tcPr>
             <w:tcW w:w="0" w:type="auto"/>
@@ -7527,6 +6965,9 @@
         </w:tc>
       </w:tr>
       <w:tr>
+        <w:trPr>
+          <w:trHeight w:val="366"/>
+        </w:trPr>
         <w:tc>
           <w:tcPr>
             <w:tcW w:w="0" w:type="auto"/>
@@ -7624,6 +7065,9 @@
         </w:tc>
       </w:tr>
       <w:tr>
+        <w:trPr>
+          <w:trHeight w:val="375"/>
+        </w:trPr>
         <w:tc>
           <w:tcPr>
             <w:tcW w:w="0" w:type="auto"/>
@@ -7721,6 +7165,9 @@
         </w:tc>
       </w:tr>
       <w:tr>
+        <w:trPr>
+          <w:trHeight w:val="366"/>
+        </w:trPr>
         <w:tc>
           <w:tcPr>
             <w:tcW w:w="0" w:type="auto"/>
@@ -7818,6 +7265,9 @@
         </w:tc>
       </w:tr>
       <w:tr>
+        <w:trPr>
+          <w:trHeight w:val="375"/>
+        </w:trPr>
         <w:tc>
           <w:tcPr>
             <w:tcW w:w="0" w:type="auto"/>
@@ -7931,7 +7381,7 @@
           <w:szCs w:val="24"/>
         </w:rPr>
         <w:lastRenderedPageBreak/>
-        <w:pict>
+        <w:pict w14:anchorId="556D3494">
           <v:rect id="_x0000_i1032" style="width:0;height:.75pt" o:hralign="center" o:hrstd="t" o:hr="t" fillcolor="#a0a0a0" stroked="f"/>
         </w:pict>
       </w:r>
@@ -8182,7 +7632,6 @@
           <w:szCs w:val="24"/>
         </w:rPr>
       </w:pPr>
-      <w:proofErr w:type="spellStart"/>
       <w:r>
         <w:rPr>
           <w:rFonts w:ascii="Segoe UI" w:eastAsia="Times New Roman" w:hAnsi="Segoe UI" w:cs="Segoe UI"/>
@@ -8194,7 +7643,6 @@
         </w:rPr>
         <w:t>Microservices</w:t>
       </w:r>
-      <w:proofErr w:type="spellEnd"/>
       <w:r>
         <w:rPr>
           <w:rFonts w:ascii="Segoe UI" w:eastAsia="Times New Roman" w:hAnsi="Segoe UI" w:cs="Segoe UI"/>
@@ -8276,27 +7724,7 @@
           <w:sz w:val="24"/>
           <w:szCs w:val="24"/>
         </w:rPr>
-        <w:t xml:space="preserve">: Each </w:t>
-      </w:r>
-      <w:proofErr w:type="spellStart"/>
-      <w:r>
-        <w:rPr>
-          <w:rFonts w:ascii="Segoe UI" w:eastAsia="Times New Roman" w:hAnsi="Segoe UI" w:cs="Segoe UI"/>
-          <w:color w:val="0F1115"/>
-          <w:sz w:val="24"/>
-          <w:szCs w:val="24"/>
-        </w:rPr>
-        <w:t>microservice</w:t>
-      </w:r>
-      <w:proofErr w:type="spellEnd"/>
-      <w:r>
-        <w:rPr>
-          <w:rFonts w:ascii="Segoe UI" w:eastAsia="Times New Roman" w:hAnsi="Segoe UI" w:cs="Segoe UI"/>
-          <w:color w:val="0F1115"/>
-          <w:sz w:val="24"/>
-          <w:szCs w:val="24"/>
-        </w:rPr>
-        <w:t xml:space="preserve"> can use a different tech stack (Python, Java, Node.js, etc.)</w:t>
+        <w:t>: Each microservice can use a different tech stack (Python, Java, Node.js, etc.)</w:t>
       </w:r>
     </w:p>
     <w:p>
@@ -8361,21 +7789,8 @@
           <w:sz w:val="24"/>
           <w:szCs w:val="24"/>
         </w:rPr>
-        <w:t xml:space="preserve">Advantages of </w:t>
-      </w:r>
-      <w:proofErr w:type="spellStart"/>
-      <w:r>
-        <w:rPr>
-          <w:rFonts w:ascii="Segoe UI" w:eastAsia="Times New Roman" w:hAnsi="Segoe UI" w:cs="Segoe UI"/>
-          <w:b/>
-          <w:bCs/>
-          <w:color w:val="0F1115"/>
-          <w:sz w:val="24"/>
-          <w:szCs w:val="24"/>
-        </w:rPr>
-        <w:t>microservices</w:t>
-      </w:r>
-      <w:proofErr w:type="spellEnd"/>
+        <w:t>Advantages of microservices</w:t>
+      </w:r>
       <w:r>
         <w:rPr>
           <w:rFonts w:ascii="Segoe UI" w:eastAsia="Times New Roman" w:hAnsi="Segoe UI" w:cs="Segoe UI"/>
@@ -8567,21 +7982,8 @@
           <w:sz w:val="24"/>
           <w:szCs w:val="24"/>
         </w:rPr>
-        <w:t xml:space="preserve">Biggest disadvantage of </w:t>
-      </w:r>
-      <w:proofErr w:type="spellStart"/>
-      <w:r>
-        <w:rPr>
-          <w:rFonts w:ascii="Segoe UI" w:eastAsia="Times New Roman" w:hAnsi="Segoe UI" w:cs="Segoe UI"/>
-          <w:b/>
-          <w:bCs/>
-          <w:color w:val="0F1115"/>
-          <w:sz w:val="24"/>
-          <w:szCs w:val="24"/>
-        </w:rPr>
-        <w:t>microservices</w:t>
-      </w:r>
-      <w:proofErr w:type="spellEnd"/>
+        <w:t>Biggest disadvantage of microservices</w:t>
+      </w:r>
       <w:r>
         <w:rPr>
           <w:rFonts w:ascii="Segoe UI" w:eastAsia="Times New Roman" w:hAnsi="Segoe UI" w:cs="Segoe UI"/>
@@ -8678,19 +8080,8 @@
           <w:sz w:val="24"/>
           <w:szCs w:val="24"/>
         </w:rPr>
-        <w:t xml:space="preserve">Large project + large user base → </w:t>
-      </w:r>
-      <w:proofErr w:type="spellStart"/>
-      <w:r>
-        <w:rPr>
-          <w:rFonts w:ascii="Segoe UI" w:eastAsia="Times New Roman" w:hAnsi="Segoe UI" w:cs="Segoe UI"/>
-          <w:color w:val="0F1115"/>
-          <w:sz w:val="24"/>
-          <w:szCs w:val="24"/>
-        </w:rPr>
-        <w:t>Microservices</w:t>
-      </w:r>
-      <w:proofErr w:type="spellEnd"/>
+        <w:t>Large project + large user base → Microservices</w:t>
+      </w:r>
     </w:p>
     <w:p>
       <w:pPr>
@@ -8715,19 +8106,8 @@
           <w:sz w:val="24"/>
           <w:szCs w:val="24"/>
         </w:rPr>
-        <w:t xml:space="preserve">As user base grows, migrate from monolith to </w:t>
-      </w:r>
-      <w:proofErr w:type="spellStart"/>
-      <w:r>
-        <w:rPr>
-          <w:rFonts w:ascii="Segoe UI" w:eastAsia="Times New Roman" w:hAnsi="Segoe UI" w:cs="Segoe UI"/>
-          <w:color w:val="0F1115"/>
-          <w:sz w:val="24"/>
-          <w:szCs w:val="24"/>
-        </w:rPr>
-        <w:t>microservices</w:t>
-      </w:r>
-      <w:proofErr w:type="spellEnd"/>
+        <w:t>As user base grows, migrate from monolith to microservices</w:t>
+      </w:r>
     </w:p>
     <w:p>
       <w:pPr>
@@ -8763,27 +8143,7 @@
           <w:sz w:val="24"/>
           <w:szCs w:val="24"/>
         </w:rPr>
-        <w:t xml:space="preserve">: A separate ML </w:t>
-      </w:r>
-      <w:proofErr w:type="spellStart"/>
-      <w:r>
-        <w:rPr>
-          <w:rFonts w:ascii="Segoe UI" w:eastAsia="Times New Roman" w:hAnsi="Segoe UI" w:cs="Segoe UI"/>
-          <w:color w:val="0F1115"/>
-          <w:sz w:val="24"/>
-          <w:szCs w:val="24"/>
-        </w:rPr>
-        <w:t>microservice</w:t>
-      </w:r>
-      <w:proofErr w:type="spellEnd"/>
-      <w:r>
-        <w:rPr>
-          <w:rFonts w:ascii="Segoe UI" w:eastAsia="Times New Roman" w:hAnsi="Segoe UI" w:cs="Segoe UI"/>
-          <w:color w:val="0F1115"/>
-          <w:sz w:val="24"/>
-          <w:szCs w:val="24"/>
-        </w:rPr>
-        <w:t xml:space="preserve"> (e.g., Python) called by other services via REST APIs for recommendations</w:t>
+        <w:t>: A separate ML microservice (e.g., Python) called by other services via REST APIs for recommendations</w:t>
       </w:r>
     </w:p>
     <w:p>
@@ -8801,7 +8161,7 @@
           <w:sz w:val="24"/>
           <w:szCs w:val="24"/>
         </w:rPr>
-        <w:pict>
+        <w:pict w14:anchorId="5987030E">
           <v:rect id="_x0000_i1033" style="width:0;height:.75pt" o:hralign="center" o:hrstd="t" o:hr="t" fillcolor="#a0a0a0" stroked="f"/>
         </w:pict>
       </w:r>
@@ -8829,21 +8189,8 @@
           <w:sz w:val="33"/>
           <w:szCs w:val="33"/>
         </w:rPr>
-        <w:t xml:space="preserve">What's </w:t>
-      </w:r>
-      <w:proofErr w:type="gramStart"/>
-      <w:r>
-        <w:rPr>
-          <w:rFonts w:ascii="Segoe UI" w:eastAsia="Times New Roman" w:hAnsi="Segoe UI" w:cs="Segoe UI"/>
-          <w:b/>
-          <w:bCs/>
-          <w:color w:val="0F1115"/>
-          <w:sz w:val="33"/>
-          <w:szCs w:val="33"/>
-        </w:rPr>
-        <w:t>Next</w:t>
-      </w:r>
-      <w:proofErr w:type="gramEnd"/>
+        <w:t>What's Next</w:t>
+      </w:r>
     </w:p>
     <w:p>
       <w:pPr>
@@ -8916,47 +8263,7 @@
           <w:sz w:val="24"/>
           <w:szCs w:val="24"/>
         </w:rPr>
-        <w:t xml:space="preserve">Further comparisons of </w:t>
-      </w:r>
-      <w:proofErr w:type="spellStart"/>
-      <w:r>
-        <w:rPr>
-          <w:rFonts w:ascii="Segoe UI" w:eastAsia="Times New Roman" w:hAnsi="Segoe UI" w:cs="Segoe UI"/>
-          <w:color w:val="0F1115"/>
-          <w:sz w:val="24"/>
-          <w:szCs w:val="24"/>
-        </w:rPr>
-        <w:t>microservices</w:t>
-      </w:r>
-      <w:proofErr w:type="spellEnd"/>
-      <w:r>
-        <w:rPr>
-          <w:rFonts w:ascii="Segoe UI" w:eastAsia="Times New Roman" w:hAnsi="Segoe UI" w:cs="Segoe UI"/>
-          <w:color w:val="0F1115"/>
-          <w:sz w:val="24"/>
-          <w:szCs w:val="24"/>
-        </w:rPr>
-        <w:t xml:space="preserve"> </w:t>
-      </w:r>
-      <w:proofErr w:type="spellStart"/>
-      <w:r>
-        <w:rPr>
-          <w:rFonts w:ascii="Segoe UI" w:eastAsia="Times New Roman" w:hAnsi="Segoe UI" w:cs="Segoe UI"/>
-          <w:color w:val="0F1115"/>
-          <w:sz w:val="24"/>
-          <w:szCs w:val="24"/>
-        </w:rPr>
-        <w:t>vs</w:t>
-      </w:r>
-      <w:proofErr w:type="spellEnd"/>
-      <w:r>
-        <w:rPr>
-          <w:rFonts w:ascii="Segoe UI" w:eastAsia="Times New Roman" w:hAnsi="Segoe UI" w:cs="Segoe UI"/>
-          <w:color w:val="0F1115"/>
-          <w:sz w:val="24"/>
-          <w:szCs w:val="24"/>
-        </w:rPr>
-        <w:t xml:space="preserve"> monolithic</w:t>
+        <w:t>Further comparisons of microservices vs monolithic</w:t>
       </w:r>
     </w:p>
     <w:p>
@@ -9000,7 +8307,7 @@
           <w:sz w:val="24"/>
           <w:szCs w:val="24"/>
         </w:rPr>
-        <w:pict>
+        <w:pict w14:anchorId="2B8D2281">
           <v:rect id="_x0000_i1034" style="width:0;height:.75pt" o:hralign="center" o:hrstd="t" o:hr="t" fillcolor="#a0a0a0" stroked="f"/>
         </w:pict>
       </w:r>
@@ -9167,7 +8474,7 @@
           <w:sz w:val="24"/>
           <w:szCs w:val="24"/>
         </w:rPr>
-        <w:pict>
+        <w:pict w14:anchorId="60717059">
           <v:rect id="_x0000_i1035" style="width:0;height:.75pt" o:hralign="center" o:hrstd="t" o:hr="t" fillcolor="#a0a0a0" stroked="f"/>
         </w:pict>
       </w:r>
@@ -9227,31 +8534,7 @@
           <w:sz w:val="24"/>
           <w:szCs w:val="24"/>
         </w:rPr>
-        <w:t xml:space="preserve">why </w:t>
-      </w:r>
-      <w:proofErr w:type="spellStart"/>
-      <w:r>
-        <w:rPr>
-          <w:rFonts w:ascii="Segoe UI" w:eastAsia="Times New Roman" w:hAnsi="Segoe UI" w:cs="Segoe UI"/>
-          <w:b/>
-          <w:bCs/>
-          <w:color w:val="0F1115"/>
-          <w:sz w:val="24"/>
-          <w:szCs w:val="24"/>
-        </w:rPr>
-        <w:t>microservices</w:t>
-      </w:r>
-      <w:proofErr w:type="spellEnd"/>
-      <w:r>
-        <w:rPr>
-          <w:rFonts w:ascii="Segoe UI" w:eastAsia="Times New Roman" w:hAnsi="Segoe UI" w:cs="Segoe UI"/>
-          <w:b/>
-          <w:bCs/>
-          <w:color w:val="0F1115"/>
-          <w:sz w:val="24"/>
-          <w:szCs w:val="24"/>
-        </w:rPr>
-        <w:t xml:space="preserve"> exist</w:t>
+        <w:t>why microservices exist</w:t>
       </w:r>
       <w:r>
         <w:rPr>
@@ -9316,7 +8599,6 @@
           <w:szCs w:val="24"/>
         </w:rPr>
       </w:pPr>
-      <w:proofErr w:type="spellStart"/>
       <w:r>
         <w:rPr>
           <w:rFonts w:ascii="Segoe UI" w:eastAsia="Times New Roman" w:hAnsi="Segoe UI" w:cs="Segoe UI"/>
@@ -9328,7 +8610,6 @@
         </w:rPr>
         <w:t>Microservices</w:t>
       </w:r>
-      <w:proofErr w:type="spellEnd"/>
       <w:r>
         <w:rPr>
           <w:rFonts w:ascii="Segoe UI" w:eastAsia="Times New Roman" w:hAnsi="Segoe UI" w:cs="Segoe UI"/>
@@ -9357,47 +8638,7 @@
           <w:sz w:val="24"/>
           <w:szCs w:val="24"/>
         </w:rPr>
-        <w:t xml:space="preserve">The video uses a real-world "shared room </w:t>
-      </w:r>
-      <w:proofErr w:type="spellStart"/>
-      <w:r>
-        <w:rPr>
-          <w:rFonts w:ascii="Segoe UI" w:eastAsia="Times New Roman" w:hAnsi="Segoe UI" w:cs="Segoe UI"/>
-          <w:color w:val="0F1115"/>
-          <w:sz w:val="24"/>
-          <w:szCs w:val="24"/>
-        </w:rPr>
-        <w:t>vs</w:t>
-      </w:r>
-      <w:proofErr w:type="spellEnd"/>
-      <w:r>
-        <w:rPr>
-          <w:rFonts w:ascii="Segoe UI" w:eastAsia="Times New Roman" w:hAnsi="Segoe UI" w:cs="Segoe UI"/>
-          <w:color w:val="0F1115"/>
-          <w:sz w:val="24"/>
-          <w:szCs w:val="24"/>
-        </w:rPr>
-        <w:t xml:space="preserve"> separate rooms" analogy to make the concept relatable. It ends with clear guidance: use monoliths for small projects, migrate to </w:t>
-      </w:r>
-      <w:proofErr w:type="spellStart"/>
-      <w:r>
-        <w:rPr>
-          <w:rFonts w:ascii="Segoe UI" w:eastAsia="Times New Roman" w:hAnsi="Segoe UI" w:cs="Segoe UI"/>
-          <w:color w:val="0F1115"/>
-          <w:sz w:val="24"/>
-          <w:szCs w:val="24"/>
-        </w:rPr>
-        <w:t>microservices</w:t>
-      </w:r>
-      <w:proofErr w:type="spellEnd"/>
-      <w:r>
-        <w:rPr>
-          <w:rFonts w:ascii="Segoe UI" w:eastAsia="Times New Roman" w:hAnsi="Segoe UI" w:cs="Segoe UI"/>
-          <w:color w:val="0F1115"/>
-          <w:sz w:val="24"/>
-          <w:szCs w:val="24"/>
-        </w:rPr>
-        <w:t xml:space="preserve"> as you grow.</w:t>
+        <w:t>The video uses a real-world "shared room vs separate rooms" analogy to make the concept relatable. It ends with clear guidance: use monoliths for small projects, migrate to microservices as you grow.</w:t>
       </w:r>
     </w:p>
     <w:p/>
@@ -9412,8 +8653,8 @@
 </file>
 
 <file path=word/numbering.xml><?xml version="1.0" encoding="utf-8"?>
-<w:numbering xmlns:wpc="http://schemas.microsoft.com/office/word/2010/wordprocessingCanvas" xmlns:mc="http://schemas.openxmlformats.org/markup-compatibility/2006" xmlns:o="urn:schemas-microsoft-com:office:office" xmlns:r="http://schemas.openxmlformats.org/officeDocument/2006/relationships" xmlns:m="http://schemas.openxmlformats.org/officeDocument/2006/math" xmlns:v="urn:schemas-microsoft-com:vml" xmlns:wp14="http://schemas.microsoft.com/office/word/2010/wordprocessingDrawing" xmlns:wp="http://schemas.openxmlformats.org/drawingml/2006/wordprocessingDrawing" xmlns:w10="urn:schemas-microsoft-com:office:word" xmlns:w="http://schemas.openxmlformats.org/wordprocessingml/2006/main" xmlns:w14="http://schemas.microsoft.com/office/word/2010/wordml" xmlns:w15="http://schemas.microsoft.com/office/word/2012/wordml" xmlns:wpg="http://schemas.microsoft.com/office/word/2010/wordprocessingGroup" xmlns:wpi="http://schemas.microsoft.com/office/word/2010/wordprocessingInk" xmlns:wne="http://schemas.microsoft.com/office/word/2006/wordml" xmlns:wps="http://schemas.microsoft.com/office/word/2010/wordprocessingShape" mc:Ignorable="w14 w15 wp14">
-  <w:abstractNum w:abstractNumId="0">
+<w:numbering xmlns:wpc="http://schemas.microsoft.com/office/word/2010/wordprocessingCanvas" xmlns:cx="http://schemas.microsoft.com/office/drawing/2014/chartex" xmlns:cx1="http://schemas.microsoft.com/office/drawing/2015/9/8/chartex" xmlns:cx2="http://schemas.microsoft.com/office/drawing/2015/10/21/chartex" xmlns:cx3="http://schemas.microsoft.com/office/drawing/2016/5/9/chartex" xmlns:cx4="http://schemas.microsoft.com/office/drawing/2016/5/10/chartex" xmlns:cx5="http://schemas.microsoft.com/office/drawing/2016/5/11/chartex" xmlns:cx6="http://schemas.microsoft.com/office/drawing/2016/5/12/chartex" xmlns:cx7="http://schemas.microsoft.com/office/drawing/2016/5/13/chartex" xmlns:cx8="http://schemas.microsoft.com/office/drawing/2016/5/14/chartex" xmlns:mc="http://schemas.openxmlformats.org/markup-compatibility/2006" xmlns:aink="http://schemas.microsoft.com/office/drawing/2016/ink" xmlns:am3d="http://schemas.microsoft.com/office/drawing/2017/model3d" xmlns:o="urn:schemas-microsoft-com:office:office" xmlns:oel="http://schemas.microsoft.com/office/2019/extlst" xmlns:r="http://schemas.openxmlformats.org/officeDocument/2006/relationships" xmlns:m="http://schemas.openxmlformats.org/officeDocument/2006/math" xmlns:v="urn:schemas-microsoft-com:vml" xmlns:wp14="http://schemas.microsoft.com/office/word/2010/wordprocessingDrawing" xmlns:wp="http://schemas.openxmlformats.org/drawingml/2006/wordprocessingDrawing" xmlns:w10="urn:schemas-microsoft-com:office:word" xmlns:w="http://schemas.openxmlformats.org/wordprocessingml/2006/main" xmlns:w14="http://schemas.microsoft.com/office/word/2010/wordml" xmlns:w15="http://schemas.microsoft.com/office/word/2012/wordml" xmlns:w16cex="http://schemas.microsoft.com/office/word/2018/wordml/cex" xmlns:w16cid="http://schemas.microsoft.com/office/word/2016/wordml/cid" xmlns:w16="http://schemas.microsoft.com/office/word/2018/wordml" xmlns:w16du="http://schemas.microsoft.com/office/word/2023/wordml/word16du" xmlns:w16sdtdh="http://schemas.microsoft.com/office/word/2020/wordml/sdtdatahash" xmlns:w16sdtfl="http://schemas.microsoft.com/office/word/2024/wordml/sdtformatlock" xmlns:w16se="http://schemas.microsoft.com/office/word/2015/wordml/symex" xmlns:wpg="http://schemas.microsoft.com/office/word/2010/wordprocessingGroup" xmlns:wpi="http://schemas.microsoft.com/office/word/2010/wordprocessingInk" xmlns:wne="http://schemas.microsoft.com/office/word/2006/wordml" xmlns:wps="http://schemas.microsoft.com/office/word/2010/wordprocessingShape" mc:Ignorable="w14 w15 w16se w16cid w16 w16cex w16sdtdh w16sdtfl w16du wp14">
+  <w:abstractNum w:abstractNumId="0" w15:restartNumberingAfterBreak="0">
     <w:nsid w:val="01787BFC"/>
     <w:multiLevelType w:val="multilevel"/>
     <w:tmpl w:val="A334AF26"/>
@@ -9562,7 +8803,7 @@
       </w:rPr>
     </w:lvl>
   </w:abstractNum>
-  <w:abstractNum w:abstractNumId="1">
+  <w:abstractNum w:abstractNumId="1" w15:restartNumberingAfterBreak="0">
     <w:nsid w:val="06BD273B"/>
     <w:multiLevelType w:val="multilevel"/>
     <w:tmpl w:val="9EC440F0"/>
@@ -9711,7 +8952,7 @@
       </w:rPr>
     </w:lvl>
   </w:abstractNum>
-  <w:abstractNum w:abstractNumId="2">
+  <w:abstractNum w:abstractNumId="2" w15:restartNumberingAfterBreak="0">
     <w:nsid w:val="0A1276D4"/>
     <w:multiLevelType w:val="multilevel"/>
     <w:tmpl w:val="00D06A02"/>
@@ -9860,7 +9101,7 @@
       </w:rPr>
     </w:lvl>
   </w:abstractNum>
-  <w:abstractNum w:abstractNumId="3">
+  <w:abstractNum w:abstractNumId="3" w15:restartNumberingAfterBreak="0">
     <w:nsid w:val="0D86011F"/>
     <w:multiLevelType w:val="multilevel"/>
     <w:tmpl w:val="72CEDD9E"/>
@@ -10009,7 +9250,7 @@
       </w:rPr>
     </w:lvl>
   </w:abstractNum>
-  <w:abstractNum w:abstractNumId="4">
+  <w:abstractNum w:abstractNumId="4" w15:restartNumberingAfterBreak="0">
     <w:nsid w:val="0EB86D78"/>
     <w:multiLevelType w:val="multilevel"/>
     <w:tmpl w:val="E33E4470"/>
@@ -10158,7 +9399,7 @@
       </w:rPr>
     </w:lvl>
   </w:abstractNum>
-  <w:abstractNum w:abstractNumId="5">
+  <w:abstractNum w:abstractNumId="5" w15:restartNumberingAfterBreak="0">
     <w:nsid w:val="11BE5D2D"/>
     <w:multiLevelType w:val="multilevel"/>
     <w:tmpl w:val="C5F4C2EA"/>
@@ -10307,7 +9548,7 @@
       </w:rPr>
     </w:lvl>
   </w:abstractNum>
-  <w:abstractNum w:abstractNumId="6">
+  <w:abstractNum w:abstractNumId="6" w15:restartNumberingAfterBreak="0">
     <w:nsid w:val="123F3232"/>
     <w:multiLevelType w:val="multilevel"/>
     <w:tmpl w:val="AF04CA18"/>
@@ -10456,7 +9697,7 @@
       </w:rPr>
     </w:lvl>
   </w:abstractNum>
-  <w:abstractNum w:abstractNumId="7">
+  <w:abstractNum w:abstractNumId="7" w15:restartNumberingAfterBreak="0">
     <w:nsid w:val="16212E5F"/>
     <w:multiLevelType w:val="multilevel"/>
     <w:tmpl w:val="45705F10"/>
@@ -10605,7 +9846,7 @@
       </w:rPr>
     </w:lvl>
   </w:abstractNum>
-  <w:abstractNum w:abstractNumId="8">
+  <w:abstractNum w:abstractNumId="8" w15:restartNumberingAfterBreak="0">
     <w:nsid w:val="1F8E4804"/>
     <w:multiLevelType w:val="multilevel"/>
     <w:tmpl w:val="2088580E"/>
@@ -10754,7 +9995,7 @@
       </w:rPr>
     </w:lvl>
   </w:abstractNum>
-  <w:abstractNum w:abstractNumId="9">
+  <w:abstractNum w:abstractNumId="9" w15:restartNumberingAfterBreak="0">
     <w:nsid w:val="202E2DAA"/>
     <w:multiLevelType w:val="multilevel"/>
     <w:tmpl w:val="F7E6FB1E"/>
@@ -10903,7 +10144,7 @@
       </w:rPr>
     </w:lvl>
   </w:abstractNum>
-  <w:abstractNum w:abstractNumId="10">
+  <w:abstractNum w:abstractNumId="10" w15:restartNumberingAfterBreak="0">
     <w:nsid w:val="20B32BF5"/>
     <w:multiLevelType w:val="multilevel"/>
     <w:tmpl w:val="0D70E7BA"/>
@@ -11052,7 +10293,7 @@
       </w:rPr>
     </w:lvl>
   </w:abstractNum>
-  <w:abstractNum w:abstractNumId="11">
+  <w:abstractNum w:abstractNumId="11" w15:restartNumberingAfterBreak="0">
     <w:nsid w:val="2140515A"/>
     <w:multiLevelType w:val="multilevel"/>
     <w:tmpl w:val="802EE30C"/>
@@ -11201,7 +10442,7 @@
       </w:rPr>
     </w:lvl>
   </w:abstractNum>
-  <w:abstractNum w:abstractNumId="12">
+  <w:abstractNum w:abstractNumId="12" w15:restartNumberingAfterBreak="0">
     <w:nsid w:val="22BF4274"/>
     <w:multiLevelType w:val="multilevel"/>
     <w:tmpl w:val="2558FF76"/>
@@ -11350,7 +10591,7 @@
       </w:rPr>
     </w:lvl>
   </w:abstractNum>
-  <w:abstractNum w:abstractNumId="13">
+  <w:abstractNum w:abstractNumId="13" w15:restartNumberingAfterBreak="0">
     <w:nsid w:val="24297AB5"/>
     <w:multiLevelType w:val="multilevel"/>
     <w:tmpl w:val="7F06AB0E"/>
@@ -11499,7 +10740,7 @@
       </w:rPr>
     </w:lvl>
   </w:abstractNum>
-  <w:abstractNum w:abstractNumId="14">
+  <w:abstractNum w:abstractNumId="14" w15:restartNumberingAfterBreak="0">
     <w:nsid w:val="29AE3522"/>
     <w:multiLevelType w:val="multilevel"/>
     <w:tmpl w:val="1B1A3756"/>
@@ -11648,7 +10889,7 @@
       </w:rPr>
     </w:lvl>
   </w:abstractNum>
-  <w:abstractNum w:abstractNumId="15">
+  <w:abstractNum w:abstractNumId="15" w15:restartNumberingAfterBreak="0">
     <w:nsid w:val="2AB33F9B"/>
     <w:multiLevelType w:val="multilevel"/>
     <w:tmpl w:val="A8962D8E"/>
@@ -11797,7 +11038,7 @@
       </w:rPr>
     </w:lvl>
   </w:abstractNum>
-  <w:abstractNum w:abstractNumId="16">
+  <w:abstractNum w:abstractNumId="16" w15:restartNumberingAfterBreak="0">
     <w:nsid w:val="2D251E1F"/>
     <w:multiLevelType w:val="multilevel"/>
     <w:tmpl w:val="7F381926"/>
@@ -11946,7 +11187,7 @@
       </w:rPr>
     </w:lvl>
   </w:abstractNum>
-  <w:abstractNum w:abstractNumId="17">
+  <w:abstractNum w:abstractNumId="17" w15:restartNumberingAfterBreak="0">
     <w:nsid w:val="2E0B1A21"/>
     <w:multiLevelType w:val="multilevel"/>
     <w:tmpl w:val="4C108060"/>
@@ -12063,7 +11304,7 @@
       </w:pPr>
     </w:lvl>
   </w:abstractNum>
-  <w:abstractNum w:abstractNumId="18">
+  <w:abstractNum w:abstractNumId="18" w15:restartNumberingAfterBreak="0">
     <w:nsid w:val="2EFD667E"/>
     <w:multiLevelType w:val="multilevel"/>
     <w:tmpl w:val="9746C49E"/>
@@ -12212,7 +11453,7 @@
       </w:rPr>
     </w:lvl>
   </w:abstractNum>
-  <w:abstractNum w:abstractNumId="19">
+  <w:abstractNum w:abstractNumId="19" w15:restartNumberingAfterBreak="0">
     <w:nsid w:val="31467E16"/>
     <w:multiLevelType w:val="multilevel"/>
     <w:tmpl w:val="D8720E60"/>
@@ -12361,7 +11602,7 @@
       </w:rPr>
     </w:lvl>
   </w:abstractNum>
-  <w:abstractNum w:abstractNumId="20">
+  <w:abstractNum w:abstractNumId="20" w15:restartNumberingAfterBreak="0">
     <w:nsid w:val="31CA605F"/>
     <w:multiLevelType w:val="multilevel"/>
     <w:tmpl w:val="DBD038B2"/>
@@ -12510,7 +11751,7 @@
       </w:rPr>
     </w:lvl>
   </w:abstractNum>
-  <w:abstractNum w:abstractNumId="21">
+  <w:abstractNum w:abstractNumId="21" w15:restartNumberingAfterBreak="0">
     <w:nsid w:val="369666EE"/>
     <w:multiLevelType w:val="multilevel"/>
     <w:tmpl w:val="27C4F9B4"/>
@@ -12623,7 +11864,7 @@
       </w:pPr>
     </w:lvl>
   </w:abstractNum>
-  <w:abstractNum w:abstractNumId="22">
+  <w:abstractNum w:abstractNumId="22" w15:restartNumberingAfterBreak="0">
     <w:nsid w:val="39830EB3"/>
     <w:multiLevelType w:val="multilevel"/>
     <w:tmpl w:val="5C3E3C92"/>
@@ -12772,7 +12013,7 @@
       </w:rPr>
     </w:lvl>
   </w:abstractNum>
-  <w:abstractNum w:abstractNumId="23">
+  <w:abstractNum w:abstractNumId="23" w15:restartNumberingAfterBreak="0">
     <w:nsid w:val="426E2595"/>
     <w:multiLevelType w:val="multilevel"/>
     <w:tmpl w:val="1F10FCEA"/>
@@ -12921,7 +12162,7 @@
       </w:rPr>
     </w:lvl>
   </w:abstractNum>
-  <w:abstractNum w:abstractNumId="24">
+  <w:abstractNum w:abstractNumId="24" w15:restartNumberingAfterBreak="0">
     <w:nsid w:val="4ED93056"/>
     <w:multiLevelType w:val="multilevel"/>
     <w:tmpl w:val="3F54CA48"/>
@@ -13070,7 +12311,7 @@
       </w:rPr>
     </w:lvl>
   </w:abstractNum>
-  <w:abstractNum w:abstractNumId="25">
+  <w:abstractNum w:abstractNumId="25" w15:restartNumberingAfterBreak="0">
     <w:nsid w:val="55B714AF"/>
     <w:multiLevelType w:val="multilevel"/>
     <w:tmpl w:val="4E64CE06"/>
@@ -13183,7 +12424,7 @@
       </w:pPr>
     </w:lvl>
   </w:abstractNum>
-  <w:abstractNum w:abstractNumId="26">
+  <w:abstractNum w:abstractNumId="26" w15:restartNumberingAfterBreak="0">
     <w:nsid w:val="5A385560"/>
     <w:multiLevelType w:val="multilevel"/>
     <w:tmpl w:val="02189700"/>
@@ -13332,7 +12573,7 @@
       </w:rPr>
     </w:lvl>
   </w:abstractNum>
-  <w:abstractNum w:abstractNumId="27">
+  <w:abstractNum w:abstractNumId="27" w15:restartNumberingAfterBreak="0">
     <w:nsid w:val="68567473"/>
     <w:multiLevelType w:val="multilevel"/>
     <w:tmpl w:val="5B9AAC30"/>
@@ -13445,7 +12686,7 @@
       </w:pPr>
     </w:lvl>
   </w:abstractNum>
-  <w:abstractNum w:abstractNumId="28">
+  <w:abstractNum w:abstractNumId="28" w15:restartNumberingAfterBreak="0">
     <w:nsid w:val="6BEF09FA"/>
     <w:multiLevelType w:val="multilevel"/>
     <w:tmpl w:val="E8721EB0"/>
@@ -13594,7 +12835,7 @@
       </w:rPr>
     </w:lvl>
   </w:abstractNum>
-  <w:abstractNum w:abstractNumId="29">
+  <w:abstractNum w:abstractNumId="29" w15:restartNumberingAfterBreak="0">
     <w:nsid w:val="6CCC15EF"/>
     <w:multiLevelType w:val="multilevel"/>
     <w:tmpl w:val="56A8EE9C"/>
@@ -13743,7 +12984,7 @@
       </w:rPr>
     </w:lvl>
   </w:abstractNum>
-  <w:abstractNum w:abstractNumId="30">
+  <w:abstractNum w:abstractNumId="30" w15:restartNumberingAfterBreak="0">
     <w:nsid w:val="744B295A"/>
     <w:multiLevelType w:val="multilevel"/>
     <w:tmpl w:val="3DC8AA02"/>
@@ -13856,7 +13097,7 @@
       </w:pPr>
     </w:lvl>
   </w:abstractNum>
-  <w:abstractNum w:abstractNumId="31">
+  <w:abstractNum w:abstractNumId="31" w15:restartNumberingAfterBreak="0">
     <w:nsid w:val="7CA80E58"/>
     <w:multiLevelType w:val="multilevel"/>
     <w:tmpl w:val="EBCA2D44"/>
@@ -14005,107 +13246,107 @@
       </w:rPr>
     </w:lvl>
   </w:abstractNum>
-  <w:num w:numId="1">
+  <w:num w:numId="1" w16cid:durableId="1158812167">
     <w:abstractNumId w:val="4"/>
   </w:num>
-  <w:num w:numId="2">
+  <w:num w:numId="2" w16cid:durableId="269319457">
     <w:abstractNumId w:val="10"/>
   </w:num>
-  <w:num w:numId="3">
+  <w:num w:numId="3" w16cid:durableId="747578550">
     <w:abstractNumId w:val="21"/>
   </w:num>
-  <w:num w:numId="4">
+  <w:num w:numId="4" w16cid:durableId="1664384353">
     <w:abstractNumId w:val="7"/>
   </w:num>
-  <w:num w:numId="5">
+  <w:num w:numId="5" w16cid:durableId="1175806032">
     <w:abstractNumId w:val="11"/>
   </w:num>
-  <w:num w:numId="6">
+  <w:num w:numId="6" w16cid:durableId="42410448">
     <w:abstractNumId w:val="0"/>
   </w:num>
-  <w:num w:numId="7">
+  <w:num w:numId="7" w16cid:durableId="1506360360">
     <w:abstractNumId w:val="26"/>
   </w:num>
-  <w:num w:numId="8">
+  <w:num w:numId="8" w16cid:durableId="244460795">
     <w:abstractNumId w:val="8"/>
   </w:num>
-  <w:num w:numId="9">
+  <w:num w:numId="9" w16cid:durableId="71779579">
     <w:abstractNumId w:val="31"/>
   </w:num>
-  <w:num w:numId="10">
+  <w:num w:numId="10" w16cid:durableId="1366906383">
     <w:abstractNumId w:val="30"/>
   </w:num>
-  <w:num w:numId="11">
+  <w:num w:numId="11" w16cid:durableId="1628272232">
     <w:abstractNumId w:val="25"/>
   </w:num>
-  <w:num w:numId="12">
+  <w:num w:numId="12" w16cid:durableId="1026178729">
     <w:abstractNumId w:val="12"/>
   </w:num>
-  <w:num w:numId="13">
+  <w:num w:numId="13" w16cid:durableId="1624731093">
     <w:abstractNumId w:val="2"/>
   </w:num>
-  <w:num w:numId="14">
+  <w:num w:numId="14" w16cid:durableId="818037572">
     <w:abstractNumId w:val="19"/>
   </w:num>
-  <w:num w:numId="15">
+  <w:num w:numId="15" w16cid:durableId="1470778900">
     <w:abstractNumId w:val="29"/>
   </w:num>
-  <w:num w:numId="16">
+  <w:num w:numId="16" w16cid:durableId="1855341538">
     <w:abstractNumId w:val="16"/>
   </w:num>
-  <w:num w:numId="17">
+  <w:num w:numId="17" w16cid:durableId="1393505148">
     <w:abstractNumId w:val="9"/>
   </w:num>
-  <w:num w:numId="18">
+  <w:num w:numId="18" w16cid:durableId="645862930">
     <w:abstractNumId w:val="18"/>
   </w:num>
-  <w:num w:numId="19">
+  <w:num w:numId="19" w16cid:durableId="1603369724">
     <w:abstractNumId w:val="15"/>
   </w:num>
-  <w:num w:numId="20">
+  <w:num w:numId="20" w16cid:durableId="297565669">
     <w:abstractNumId w:val="6"/>
   </w:num>
-  <w:num w:numId="21">
+  <w:num w:numId="21" w16cid:durableId="134566463">
     <w:abstractNumId w:val="22"/>
   </w:num>
-  <w:num w:numId="22">
+  <w:num w:numId="22" w16cid:durableId="329675539">
     <w:abstractNumId w:val="1"/>
   </w:num>
-  <w:num w:numId="23">
+  <w:num w:numId="23" w16cid:durableId="1315065344">
     <w:abstractNumId w:val="23"/>
   </w:num>
-  <w:num w:numId="24">
+  <w:num w:numId="24" w16cid:durableId="1837067109">
     <w:abstractNumId w:val="5"/>
   </w:num>
-  <w:num w:numId="25">
+  <w:num w:numId="25" w16cid:durableId="222638753">
     <w:abstractNumId w:val="3"/>
   </w:num>
-  <w:num w:numId="26">
+  <w:num w:numId="26" w16cid:durableId="710422746">
     <w:abstractNumId w:val="24"/>
   </w:num>
-  <w:num w:numId="27">
+  <w:num w:numId="27" w16cid:durableId="1988629227">
     <w:abstractNumId w:val="28"/>
   </w:num>
-  <w:num w:numId="28">
+  <w:num w:numId="28" w16cid:durableId="767777708">
     <w:abstractNumId w:val="27"/>
   </w:num>
-  <w:num w:numId="29">
+  <w:num w:numId="29" w16cid:durableId="998727258">
     <w:abstractNumId w:val="17"/>
   </w:num>
-  <w:num w:numId="30">
+  <w:num w:numId="30" w16cid:durableId="783815814">
     <w:abstractNumId w:val="20"/>
   </w:num>
-  <w:num w:numId="31">
+  <w:num w:numId="31" w16cid:durableId="1835218451">
     <w:abstractNumId w:val="14"/>
   </w:num>
-  <w:num w:numId="32">
+  <w:num w:numId="32" w16cid:durableId="371999461">
     <w:abstractNumId w:val="13"/>
   </w:num>
 </w:numbering>
 </file>
 
 <file path=word/styles.xml><?xml version="1.0" encoding="utf-8"?>
-<w:styles xmlns:mc="http://schemas.openxmlformats.org/markup-compatibility/2006" xmlns:r="http://schemas.openxmlformats.org/officeDocument/2006/relationships" xmlns:w="http://schemas.openxmlformats.org/wordprocessingml/2006/main" xmlns:w14="http://schemas.microsoft.com/office/word/2010/wordml" xmlns:w15="http://schemas.microsoft.com/office/word/2012/wordml" mc:Ignorable="w14 w15">
+<w:styles xmlns:mc="http://schemas.openxmlformats.org/markup-compatibility/2006" xmlns:r="http://schemas.openxmlformats.org/officeDocument/2006/relationships" xmlns:w="http://schemas.openxmlformats.org/wordprocessingml/2006/main" xmlns:w14="http://schemas.microsoft.com/office/word/2010/wordml" xmlns:w15="http://schemas.microsoft.com/office/word/2012/wordml" xmlns:w16cex="http://schemas.microsoft.com/office/word/2018/wordml/cex" xmlns:w16cid="http://schemas.microsoft.com/office/word/2016/wordml/cid" xmlns:w16="http://schemas.microsoft.com/office/word/2018/wordml" xmlns:w16du="http://schemas.microsoft.com/office/word/2023/wordml/word16du" xmlns:w16sdtdh="http://schemas.microsoft.com/office/word/2020/wordml/sdtdatahash" xmlns:w16sdtfl="http://schemas.microsoft.com/office/word/2024/wordml/sdtformatlock" xmlns:w16se="http://schemas.microsoft.com/office/word/2015/wordml/symex" mc:Ignorable="w14 w15 w16se w16cid w16 w16cex w16sdtdh w16sdtfl w16du">
   <w:docDefaults>
     <w:rPrDefault>
       <w:rPr>
@@ -14121,7 +13362,7 @@
       </w:pPr>
     </w:pPrDefault>
   </w:docDefaults>
-  <w:latentStyles w:defLockedState="0" w:defUIPriority="99" w:defSemiHidden="0" w:defUnhideWhenUsed="0" w:defQFormat="0" w:count="371">
+  <w:latentStyles w:defLockedState="0" w:defUIPriority="99" w:defSemiHidden="0" w:defUnhideWhenUsed="0" w:defQFormat="0" w:count="376">
     <w:lsdException w:name="Normal" w:uiPriority="0" w:qFormat="1"/>
     <w:lsdException w:name="heading 1" w:uiPriority="9" w:qFormat="1"/>
     <w:lsdException w:name="heading 2" w:semiHidden="1" w:uiPriority="9" w:unhideWhenUsed="1" w:qFormat="1"/>
@@ -14493,6 +13734,11 @@
     <w:lsdException w:name="List Table 5 Dark Accent 6" w:uiPriority="50"/>
     <w:lsdException w:name="List Table 6 Colorful Accent 6" w:uiPriority="51"/>
     <w:lsdException w:name="List Table 7 Colorful Accent 6" w:uiPriority="52"/>
+    <w:lsdException w:name="Mention" w:semiHidden="1" w:unhideWhenUsed="1"/>
+    <w:lsdException w:name="Smart Hyperlink" w:semiHidden="1" w:unhideWhenUsed="1"/>
+    <w:lsdException w:name="Hashtag" w:semiHidden="1" w:unhideWhenUsed="1"/>
+    <w:lsdException w:name="Unresolved Mention" w:semiHidden="1" w:unhideWhenUsed="1"/>
+    <w:lsdException w:name="Smart Link" w:semiHidden="1" w:unhideWhenUsed="1"/>
   </w:latentStyles>
   <w:style w:type="paragraph" w:default="1" w:styleId="Normal">
     <w:name w:val="Normal"/>
